--- a/Redis Lab Prototype document.docx
+++ b/Redis Lab Prototype document.docx
@@ -514,6 +514,32 @@
           <w:lang w:val="en-US"/>
         </w:rPr>
         <w:t>I have made a configuration for the CommandConsole.ts file in frontend. For the keyboardevent import I just put a type on it. So if it goes wrong. I know who to blame.</w:t>
+      </w:r>
+    </w:p>
+    <w:p>
+      <w:pPr>
+        <w:rPr>
+          <w:lang w:val="en-US"/>
+        </w:rPr>
+      </w:pPr>
+    </w:p>
+    <w:p>
+      <w:pPr>
+        <w:rPr>
+          <w:lang w:val="en-US"/>
+        </w:rPr>
+      </w:pPr>
+      <w:r>
+        <w:rPr>
+          <w:lang w:val="en-US"/>
+        </w:rPr>
+        <w:t xml:space="preserve">Ok the main idea behind the project is seen. But I have countless changes in my head that would make this seem a lot more easier to use and be useful. </w:t>
+      </w:r>
+      <w:r>
+        <w:rPr>
+          <w:lang w:val="en-US"/>
+        </w:rPr>
+        <w:t>Like the three-way split could be maintained according to the aspect of the screen instead of just 3 equal lines</w:t>
       </w:r>
     </w:p>
     <w:p>
